--- a/zht/docx/104.content.docx
+++ b/zht/docx/104.content.docx
@@ -363,18 +363,12 @@
           <w:lang w:val="zh_TW" w:bidi="zh_TW"/>
         </w:rPr>
       </w:r>
-      <w:hyperlink r:id="rId13">
-        <w:r>
-          <w:rPr>
-            <w:lang w:val="zh_TW" w:bidi="zh_TW"/>
-          </w:rPr>
-          <w:rPr>
-            <w:color w:val="0000EE"/>
-            <w:u w:val="single"/>
-          </w:rPr>
-          <w:t>列王紀上14:15</w:t>
-        </w:r>
-      </w:hyperlink>
+      <w:r>
+        <w:rPr>
+          <w:lang w:val="zh_TW" w:bidi="zh_TW"/>
+        </w:rPr>
+        <w:t>列王紀上14:15</w:t>
+      </w:r>
     </w:p>
     <w:p>
       <w:pPr>
@@ -387,18 +381,12 @@
           <w:lang w:val="zh_TW" w:bidi="zh_TW"/>
         </w:rPr>
       </w:r>
-      <w:hyperlink r:id="rId14">
-        <w:r>
-          <w:rPr>
-            <w:lang w:val="zh_TW" w:bidi="zh_TW"/>
-          </w:rPr>
-          <w:rPr>
-            <w:color w:val="0000EE"/>
-            <w:u w:val="single"/>
-          </w:rPr>
-          <w:t>路加福音7:24</w:t>
-        </w:r>
-      </w:hyperlink>
+      <w:r>
+        <w:rPr>
+          <w:lang w:val="zh_TW" w:bidi="zh_TW"/>
+        </w:rPr>
+        <w:t>路加福音7:24</w:t>
+      </w:r>
     </w:p>
     <w:p>
       <w:pPr>
@@ -411,18 +399,12 @@
           <w:lang w:val="zh_TW" w:bidi="zh_TW"/>
         </w:rPr>
       </w:r>
-      <w:hyperlink r:id="rId15">
-        <w:r>
-          <w:rPr>
-            <w:lang w:val="zh_TW" w:bidi="zh_TW"/>
-          </w:rPr>
-          <w:rPr>
-            <w:color w:val="0000EE"/>
-            <w:u w:val="single"/>
-          </w:rPr>
-          <w:t>馬太福音11:7</w:t>
-        </w:r>
-      </w:hyperlink>
+      <w:r>
+        <w:rPr>
+          <w:lang w:val="zh_TW" w:bidi="zh_TW"/>
+        </w:rPr>
+        <w:t>馬太福音11:7</w:t>
+      </w:r>
     </w:p>
     <w:p>
       <w:pPr>
@@ -435,18 +417,12 @@
           <w:lang w:val="zh_TW" w:bidi="zh_TW"/>
         </w:rPr>
       </w:r>
-      <w:hyperlink r:id="rId16">
-        <w:r>
-          <w:rPr>
-            <w:lang w:val="zh_TW" w:bidi="zh_TW"/>
-          </w:rPr>
-          <w:rPr>
-            <w:color w:val="0000EE"/>
-            <w:u w:val="single"/>
-          </w:rPr>
-          <w:t>馬太福音12:20</w:t>
-        </w:r>
-      </w:hyperlink>
+      <w:r>
+        <w:rPr>
+          <w:lang w:val="zh_TW" w:bidi="zh_TW"/>
+        </w:rPr>
+        <w:t>馬太福音12:20</w:t>
+      </w:r>
     </w:p>
     <w:p>
       <w:pPr>
@@ -459,18 +435,12 @@
           <w:lang w:val="zh_TW" w:bidi="zh_TW"/>
         </w:rPr>
       </w:r>
-      <w:hyperlink r:id="rId17">
-        <w:r>
-          <w:rPr>
-            <w:lang w:val="zh_TW" w:bidi="zh_TW"/>
-          </w:rPr>
-          <w:rPr>
-            <w:color w:val="0000EE"/>
-            <w:u w:val="single"/>
-          </w:rPr>
-          <w:t>詩篇68:30</w:t>
-        </w:r>
-      </w:hyperlink>
+      <w:r>
+        <w:rPr>
+          <w:lang w:val="zh_TW" w:bidi="zh_TW"/>
+        </w:rPr>
+        <w:t>詩篇68:30</w:t>
+      </w:r>
     </w:p>
     <w:p>
       <w:pPr>
@@ -698,18 +668,12 @@
           <w:lang w:val="zh_TW" w:bidi="zh_TW"/>
         </w:rPr>
       </w:r>
-      <w:hyperlink r:id="rId18">
-        <w:r>
-          <w:rPr>
-            <w:lang w:val="zh_TW" w:bidi="zh_TW"/>
-          </w:rPr>
-          <w:rPr>
-            <w:color w:val="0000EE"/>
-            <w:u w:val="single"/>
-          </w:rPr>
-          <w:t>列王紀上10:11–12</w:t>
-        </w:r>
-      </w:hyperlink>
+      <w:r>
+        <w:rPr>
+          <w:lang w:val="zh_TW" w:bidi="zh_TW"/>
+        </w:rPr>
+        <w:t>列王紀上10:11–12</w:t>
+      </w:r>
     </w:p>
     <w:p>
       <w:pPr>
@@ -722,18 +686,12 @@
           <w:lang w:val="zh_TW" w:bidi="zh_TW"/>
         </w:rPr>
       </w:r>
-      <w:hyperlink r:id="rId19">
-        <w:r>
-          <w:rPr>
-            <w:lang w:val="zh_TW" w:bidi="zh_TW"/>
-          </w:rPr>
-          <w:rPr>
-            <w:color w:val="0000EE"/>
-            <w:u w:val="single"/>
-          </w:rPr>
-          <w:t>撒母耳記上10:5–6</w:t>
-        </w:r>
-      </w:hyperlink>
+      <w:r>
+        <w:rPr>
+          <w:lang w:val="zh_TW" w:bidi="zh_TW"/>
+        </w:rPr>
+        <w:t>撒母耳記上10:5–6</w:t>
+      </w:r>
     </w:p>
     <w:p>
       <w:pPr>
@@ -746,18 +704,12 @@
           <w:lang w:val="zh_TW" w:bidi="zh_TW"/>
         </w:rPr>
       </w:r>
-      <w:hyperlink r:id="rId20">
-        <w:r>
-          <w:rPr>
-            <w:lang w:val="zh_TW" w:bidi="zh_TW"/>
-          </w:rPr>
-          <w:rPr>
-            <w:color w:val="0000EE"/>
-            <w:u w:val="single"/>
-          </w:rPr>
-          <w:t>歷代志下5:11–12</w:t>
-        </w:r>
-      </w:hyperlink>
+      <w:r>
+        <w:rPr>
+          <w:lang w:val="zh_TW" w:bidi="zh_TW"/>
+        </w:rPr>
+        <w:t>歷代志下5:11–12</w:t>
+      </w:r>
     </w:p>
     <w:p>
       <w:pPr>
@@ -973,18 +925,12 @@
           <w:lang w:val="zh_TW" w:bidi="zh_TW"/>
         </w:rPr>
       </w:r>
-      <w:hyperlink r:id="rId21">
-        <w:r>
-          <w:rPr>
-            <w:lang w:val="zh_TW" w:bidi="zh_TW"/>
-          </w:rPr>
-          <w:rPr>
-            <w:color w:val="0000EE"/>
-            <w:u w:val="single"/>
-          </w:rPr>
-          <w:t>撒母耳記下22:34</w:t>
-        </w:r>
-      </w:hyperlink>
+      <w:r>
+        <w:rPr>
+          <w:lang w:val="zh_TW" w:bidi="zh_TW"/>
+        </w:rPr>
+        <w:t>撒母耳記下22:34</w:t>
+      </w:r>
     </w:p>
     <w:p>
       <w:pPr>
@@ -997,18 +943,12 @@
           <w:lang w:val="zh_TW" w:bidi="zh_TW"/>
         </w:rPr>
       </w:r>
-      <w:hyperlink r:id="rId22">
-        <w:r>
-          <w:rPr>
-            <w:lang w:val="zh_TW" w:bidi="zh_TW"/>
-          </w:rPr>
-          <w:rPr>
-            <w:color w:val="0000EE"/>
-            <w:u w:val="single"/>
-          </w:rPr>
-          <w:t>創世記49:21</w:t>
-        </w:r>
-      </w:hyperlink>
+      <w:r>
+        <w:rPr>
+          <w:lang w:val="zh_TW" w:bidi="zh_TW"/>
+        </w:rPr>
+        <w:t>創世記49:21</w:t>
+      </w:r>
     </w:p>
     <w:p>
       <w:pPr>
@@ -1021,18 +961,12 @@
           <w:lang w:val="zh_TW" w:bidi="zh_TW"/>
         </w:rPr>
       </w:r>
-      <w:hyperlink r:id="rId23">
-        <w:r>
-          <w:rPr>
-            <w:lang w:val="zh_TW" w:bidi="zh_TW"/>
-          </w:rPr>
-          <w:rPr>
-            <w:color w:val="0000EE"/>
-            <w:u w:val="single"/>
-          </w:rPr>
-          <w:t>約伯記39:2</w:t>
-        </w:r>
-      </w:hyperlink>
+      <w:r>
+        <w:rPr>
+          <w:lang w:val="zh_TW" w:bidi="zh_TW"/>
+        </w:rPr>
+        <w:t>約伯記39:2</w:t>
+      </w:r>
     </w:p>
     <w:p>
       <w:pPr>
@@ -1045,18 +979,12 @@
           <w:lang w:val="zh_TW" w:bidi="zh_TW"/>
         </w:rPr>
       </w:r>
-      <w:hyperlink r:id="rId24">
-        <w:r>
-          <w:rPr>
-            <w:lang w:val="zh_TW" w:bidi="zh_TW"/>
-          </w:rPr>
-          <w:rPr>
-            <w:color w:val="0000EE"/>
-            <w:u w:val="single"/>
-          </w:rPr>
-          <w:t>詩篇18:33</w:t>
-        </w:r>
-      </w:hyperlink>
+      <w:r>
+        <w:rPr>
+          <w:lang w:val="zh_TW" w:bidi="zh_TW"/>
+        </w:rPr>
+        <w:t>詩篇18:33</w:t>
+      </w:r>
     </w:p>
     <w:p>
       <w:pPr>
@@ -1069,18 +997,12 @@
           <w:lang w:val="zh_TW" w:bidi="zh_TW"/>
         </w:rPr>
       </w:r>
-      <w:hyperlink r:id="rId25">
-        <w:r>
-          <w:rPr>
-            <w:lang w:val="zh_TW" w:bidi="zh_TW"/>
-          </w:rPr>
-          <w:rPr>
-            <w:color w:val="0000EE"/>
-            <w:u w:val="single"/>
-          </w:rPr>
-          <w:t>雅歌2:7</w:t>
-        </w:r>
-      </w:hyperlink>
+      <w:r>
+        <w:rPr>
+          <w:lang w:val="zh_TW" w:bidi="zh_TW"/>
+        </w:rPr>
+        <w:t>雅歌2:7</w:t>
+      </w:r>
     </w:p>
     <w:p>
       <w:pPr>
@@ -1322,18 +1244,12 @@
           <w:lang w:val="zh_TW" w:bidi="zh_TW"/>
         </w:rPr>
       </w:r>
-      <w:hyperlink r:id="rId26">
-        <w:r>
-          <w:rPr>
-            <w:lang w:val="zh_TW" w:bidi="zh_TW"/>
-          </w:rPr>
-          <w:rPr>
-            <w:color w:val="0000EE"/>
-            <w:u w:val="single"/>
-          </w:rPr>
-          <w:t>馬太福音1:5</w:t>
-        </w:r>
-      </w:hyperlink>
+      <w:r>
+        <w:rPr>
+          <w:lang w:val="zh_TW" w:bidi="zh_TW"/>
+        </w:rPr>
+        <w:t>馬太福音1:5</w:t>
+      </w:r>
     </w:p>
     <w:p>
       <w:pPr>
@@ -1346,18 +1262,12 @@
           <w:lang w:val="zh_TW" w:bidi="zh_TW"/>
         </w:rPr>
       </w:r>
-      <w:hyperlink r:id="rId27">
-        <w:r>
-          <w:rPr>
-            <w:lang w:val="zh_TW" w:bidi="zh_TW"/>
-          </w:rPr>
-          <w:rPr>
-            <w:color w:val="0000EE"/>
-            <w:u w:val="single"/>
-          </w:rPr>
-          <w:t>路得記1:3–5</w:t>
-        </w:r>
-      </w:hyperlink>
+      <w:r>
+        <w:rPr>
+          <w:lang w:val="zh_TW" w:bidi="zh_TW"/>
+        </w:rPr>
+        <w:t>路得記1:3–5</w:t>
+      </w:r>
     </w:p>
     <w:p>
       <w:pPr>
@@ -1370,18 +1280,12 @@
           <w:lang w:val="zh_TW" w:bidi="zh_TW"/>
         </w:rPr>
       </w:r>
-      <w:hyperlink r:id="rId28">
-        <w:r>
-          <w:rPr>
-            <w:lang w:val="zh_TW" w:bidi="zh_TW"/>
-          </w:rPr>
-          <w:rPr>
-            <w:color w:val="0000EE"/>
-            <w:u w:val="single"/>
-          </w:rPr>
-          <w:t>路得記3:9</w:t>
-        </w:r>
-      </w:hyperlink>
+      <w:r>
+        <w:rPr>
+          <w:lang w:val="zh_TW" w:bidi="zh_TW"/>
+        </w:rPr>
+        <w:t>路得記3:9</w:t>
+      </w:r>
     </w:p>
     <w:p>
       <w:pPr>
@@ -1394,18 +1298,12 @@
           <w:lang w:val="zh_TW" w:bidi="zh_TW"/>
         </w:rPr>
       </w:r>
-      <w:hyperlink r:id="rId29">
-        <w:r>
-          <w:rPr>
-            <w:lang w:val="zh_TW" w:bidi="zh_TW"/>
-          </w:rPr>
-          <w:rPr>
-            <w:color w:val="0000EE"/>
-            <w:u w:val="single"/>
-          </w:rPr>
-          <w:t>路得記4:6</w:t>
-        </w:r>
-      </w:hyperlink>
+      <w:r>
+        <w:rPr>
+          <w:lang w:val="zh_TW" w:bidi="zh_TW"/>
+        </w:rPr>
+        <w:t>路得記4:6</w:t>
+      </w:r>
     </w:p>
     <w:p>
       <w:pPr>
@@ -1653,18 +1551,12 @@
           <w:lang w:val="zh_TW" w:bidi="zh_TW"/>
         </w:rPr>
       </w:r>
-      <w:hyperlink r:id="rId30">
-        <w:r>
-          <w:rPr>
-            <w:lang w:val="zh_TW" w:bidi="zh_TW"/>
-          </w:rPr>
-          <w:rPr>
-            <w:color w:val="0000EE"/>
-            <w:u w:val="single"/>
-          </w:rPr>
-          <w:t>提摩太後書4:11–13</w:t>
-        </w:r>
-      </w:hyperlink>
+      <w:r>
+        <w:rPr>
+          <w:lang w:val="zh_TW" w:bidi="zh_TW"/>
+        </w:rPr>
+        <w:t>提摩太後書4:11–13</w:t>
+      </w:r>
     </w:p>
     <w:p>
       <w:pPr>
@@ -1677,18 +1569,12 @@
           <w:lang w:val="zh_TW" w:bidi="zh_TW"/>
         </w:rPr>
       </w:r>
-      <w:hyperlink r:id="rId31">
-        <w:r>
-          <w:rPr>
-            <w:lang w:val="zh_TW" w:bidi="zh_TW"/>
-          </w:rPr>
-          <w:rPr>
-            <w:color w:val="0000EE"/>
-            <w:u w:val="single"/>
-          </w:rPr>
-          <w:t>歌羅西書4:12–14</w:t>
-        </w:r>
-      </w:hyperlink>
+      <w:r>
+        <w:rPr>
+          <w:lang w:val="zh_TW" w:bidi="zh_TW"/>
+        </w:rPr>
+        <w:t>歌羅西書4:12–14</w:t>
+      </w:r>
     </w:p>
     <w:p>
       <w:pPr>
@@ -1701,18 +1587,12 @@
           <w:lang w:val="zh_TW" w:bidi="zh_TW"/>
         </w:rPr>
       </w:r>
-      <w:hyperlink r:id="rId32">
-        <w:r>
-          <w:rPr>
-            <w:lang w:val="zh_TW" w:bidi="zh_TW"/>
-          </w:rPr>
-          <w:rPr>
-            <w:color w:val="0000EE"/>
-            <w:u w:val="single"/>
-          </w:rPr>
-          <w:t>腓利門書1:24</w:t>
-        </w:r>
-      </w:hyperlink>
+      <w:r>
+        <w:rPr>
+          <w:lang w:val="zh_TW" w:bidi="zh_TW"/>
+        </w:rPr>
+        <w:t>腓利門書1:24</w:t>
+      </w:r>
     </w:p>
     <w:p>
       <w:pPr>
@@ -1942,18 +1822,12 @@
           <w:lang w:val="zh_TW" w:bidi="zh_TW"/>
         </w:rPr>
       </w:r>
-      <w:hyperlink r:id="rId33">
-        <w:r>
-          <w:rPr>
-            <w:lang w:val="zh_TW" w:bidi="zh_TW"/>
-          </w:rPr>
-          <w:rPr>
-            <w:color w:val="0000EE"/>
-            <w:u w:val="single"/>
-          </w:rPr>
-          <w:t>提摩太後書3:10–13</w:t>
-        </w:r>
-      </w:hyperlink>
+      <w:r>
+        <w:rPr>
+          <w:lang w:val="zh_TW" w:bidi="zh_TW"/>
+        </w:rPr>
+        <w:t>提摩太後書3:10–13</w:t>
+      </w:r>
     </w:p>
     <w:p>
       <w:pPr>
@@ -1966,18 +1840,12 @@
           <w:lang w:val="zh_TW" w:bidi="zh_TW"/>
         </w:rPr>
       </w:r>
-      <w:hyperlink r:id="rId34">
-        <w:r>
-          <w:rPr>
-            <w:lang w:val="zh_TW" w:bidi="zh_TW"/>
-          </w:rPr>
-          <w:rPr>
-            <w:color w:val="0000EE"/>
-            <w:u w:val="single"/>
-          </w:rPr>
-          <w:t>使徒行傳14:6</w:t>
-        </w:r>
-      </w:hyperlink>
+      <w:r>
+        <w:rPr>
+          <w:lang w:val="zh_TW" w:bidi="zh_TW"/>
+        </w:rPr>
+        <w:t>使徒行傳14:6</w:t>
+      </w:r>
     </w:p>
     <w:p>
       <w:pPr>
@@ -1990,18 +1858,12 @@
           <w:lang w:val="zh_TW" w:bidi="zh_TW"/>
         </w:rPr>
       </w:r>
-      <w:hyperlink r:id="rId35">
-        <w:r>
-          <w:rPr>
-            <w:lang w:val="zh_TW" w:bidi="zh_TW"/>
-          </w:rPr>
-          <w:rPr>
-            <w:color w:val="0000EE"/>
-            <w:u w:val="single"/>
-          </w:rPr>
-          <w:t>使徒行傳14:8</w:t>
-        </w:r>
-      </w:hyperlink>
+      <w:r>
+        <w:rPr>
+          <w:lang w:val="zh_TW" w:bidi="zh_TW"/>
+        </w:rPr>
+        <w:t>使徒行傳14:8</w:t>
+      </w:r>
     </w:p>
     <w:p>
       <w:pPr>
@@ -2014,18 +1876,12 @@
           <w:lang w:val="zh_TW" w:bidi="zh_TW"/>
         </w:rPr>
       </w:r>
-      <w:hyperlink r:id="rId36">
-        <w:r>
-          <w:rPr>
-            <w:lang w:val="zh_TW" w:bidi="zh_TW"/>
-          </w:rPr>
-          <w:rPr>
-            <w:color w:val="0000EE"/>
-            <w:u w:val="single"/>
-          </w:rPr>
-          <w:t>使徒行傳14:21–22</w:t>
-        </w:r>
-      </w:hyperlink>
+      <w:r>
+        <w:rPr>
+          <w:lang w:val="zh_TW" w:bidi="zh_TW"/>
+        </w:rPr>
+        <w:t>使徒行傳14:21–22</w:t>
+      </w:r>
     </w:p>
     <w:p>
       <w:pPr>

--- a/zht/docx/104.content.docx
+++ b/zht/docx/104.content.docx
@@ -1761,19 +1761,7 @@
         <w:rPr>
           <w:lang w:val="zh_TW" w:bidi="zh_TW"/>
         </w:rPr>
-        <w:t>（另見：</w:t>
-      </w:r>
-      <w:r>
-        <w:rPr>
-          <w:lang w:val="zh_TW" w:bidi="zh_TW"/>
-        </w:rPr>
-        <w:t>傳福音的人</w:t>
-      </w:r>
-      <w:r>
-        <w:rPr>
-          <w:lang w:val="zh_TW" w:bidi="zh_TW"/>
-        </w:rPr>
-        <w:t>，</w:t>
+        <w:t>（另見：傳福音的人，</w:t>
       </w:r>
       <w:r>
         <w:rPr>
